--- a/Received/one/1, HRHG.docx
+++ b/Received/one/1, HRHG.docx
@@ -2,6 +2,7 @@
 <file path=word/document.xml><?xml version="1.0" encoding="utf-8"?>
 <w:document xmlns:wpc="http://schemas.microsoft.com/office/word/2010/wordprocessingCanvas" xmlns:cx="http://schemas.microsoft.com/office/drawing/2014/chartex" xmlns:cx1="http://schemas.microsoft.com/office/drawing/2015/9/8/chartex" xmlns:cx2="http://schemas.microsoft.com/office/drawing/2015/10/21/chartex" xmlns:cx3="http://schemas.microsoft.com/office/drawing/2016/5/9/chartex" xmlns:cx4="http://schemas.microsoft.com/office/drawing/2016/5/10/chartex" xmlns:cx5="http://schemas.microsoft.com/office/drawing/2016/5/11/chartex" xmlns:cx6="http://schemas.microsoft.com/office/drawing/2016/5/12/chartex" xmlns:cx7="http://schemas.microsoft.com/office/drawing/2016/5/13/chartex" xmlns:cx8="http://schemas.microsoft.com/office/drawing/2016/5/14/chartex" xmlns:mc="http://schemas.openxmlformats.org/markup-compatibility/2006" xmlns:aink="http://schemas.microsoft.com/office/drawing/2016/ink" xmlns:am3d="http://schemas.microsoft.com/office/drawing/2017/model3d" xmlns:o="urn:schemas-microsoft-com:office:office" xmlns:oel="http://schemas.microsoft.com/office/2019/extlst" xmlns:r="http://schemas.openxmlformats.org/officeDocument/2006/relationships" xmlns:m="http://schemas.openxmlformats.org/officeDocument/2006/math" xmlns:v="urn:schemas-microsoft-com:vml" xmlns:wp14="http://schemas.microsoft.com/office/word/2010/wordprocessingDrawing" xmlns:wp="http://schemas.openxmlformats.org/drawingml/2006/wordprocessingDrawing" xmlns:w10="urn:schemas-microsoft-com:office:word" xmlns:w="http://schemas.openxmlformats.org/wordprocessingml/2006/main" xmlns:w14="http://schemas.microsoft.com/office/word/2010/wordml" xmlns:w15="http://schemas.microsoft.com/office/word/2012/wordml" xmlns:w16cex="http://schemas.microsoft.com/office/word/2018/wordml/cex" xmlns:w16cid="http://schemas.microsoft.com/office/word/2016/wordml/cid" xmlns:w16="http://schemas.microsoft.com/office/word/2018/wordml" xmlns:w16du="http://schemas.microsoft.com/office/word/2023/wordml/word16du" xmlns:w16sdtdh="http://schemas.microsoft.com/office/word/2020/wordml/sdtdatahash" xmlns:w16sdtfl="http://schemas.microsoft.com/office/word/2024/wordml/sdtformatlock" xmlns:w16se="http://schemas.microsoft.com/office/word/2015/wordml/symex" xmlns:wpg="http://schemas.microsoft.com/office/word/2010/wordprocessingGroup" xmlns:wpi="http://schemas.microsoft.com/office/word/2010/wordprocessingInk" xmlns:wne="http://schemas.microsoft.com/office/word/2006/wordml" xmlns:wps="http://schemas.microsoft.com/office/word/2010/wordprocessingShape" mc:Ignorable="w14 w15 w16se w16cid w16 w16cex w16sdtdh w16sdtfl w16du wp14">
   <w:body>
+    <w:bookmarkStart w:id="0" w:name="_Hlk138315100"/>
     <w:p>
       <w:pPr>
         <w:spacing w:line="240" w:lineRule="auto"/>
@@ -12,7 +13,6 @@
           <w:szCs w:val="36"/>
         </w:rPr>
       </w:pPr>
-      <w:bookmarkStart w:id="0" w:name="_Hlk138315100"/>
       <w:r>
         <w:rPr>
           <w:rFonts w:ascii="Preeti" w:hAnsi="Preeti"/>
@@ -272,27 +272,7 @@
           <w:sz w:val="24"/>
           <w:szCs w:val="24"/>
         </w:rPr>
-        <w:t xml:space="preserve">Ratnanagar-7, </w:t>
-      </w:r>
-      <w:proofErr w:type="spellStart"/>
-      <w:r>
-        <w:rPr>
-          <w:rFonts w:ascii="Times New Roman" w:hAnsi="Times New Roman" w:cs="Times New Roman"/>
-          <w:b/>
-          <w:sz w:val="24"/>
-          <w:szCs w:val="24"/>
-        </w:rPr>
-        <w:t>Sauraha</w:t>
-      </w:r>
-      <w:proofErr w:type="spellEnd"/>
-      <w:r>
-        <w:rPr>
-          <w:rFonts w:ascii="Times New Roman" w:hAnsi="Times New Roman" w:cs="Times New Roman"/>
-          <w:b/>
-          <w:sz w:val="24"/>
-          <w:szCs w:val="24"/>
-        </w:rPr>
-        <w:t>, Chitwan</w:t>
+        <w:t>Ratnanagar-7, Sauraha, Chitwan</w:t>
       </w:r>
     </w:p>
     <w:p>
@@ -772,7 +752,6 @@
               <w:rPr>
                 <w:rFonts w:ascii="Times New Roman" w:hAnsi="Times New Roman" w:cs="Times New Roman"/>
                 <w:noProof/>
-                <w:szCs w:val="22"/>
               </w:rPr>
               <mc:AlternateContent>
                 <mc:Choice Requires="wps">
@@ -1309,10 +1288,10 @@
         <mc:AlternateContent>
           <mc:Choice Requires="wps">
             <w:drawing>
-              <wp:anchor distT="0" distB="0" distL="114300" distR="114300" simplePos="0" relativeHeight="251664384" behindDoc="0" locked="0" layoutInCell="1" allowOverlap="1" wp14:anchorId="4216F7A1" wp14:editId="61774AA1">
+              <wp:anchor distT="0" distB="0" distL="114300" distR="114300" simplePos="0" relativeHeight="251664384" behindDoc="0" locked="0" layoutInCell="1" allowOverlap="1" wp14:anchorId="4216F7A1" wp14:editId="3C4607A6">
                 <wp:simplePos x="0" y="0"/>
                 <wp:positionH relativeFrom="column">
-                  <wp:posOffset>3187396</wp:posOffset>
+                  <wp:posOffset>2748915</wp:posOffset>
                 </wp:positionH>
                 <wp:positionV relativeFrom="paragraph">
                   <wp:posOffset>10795</wp:posOffset>
@@ -1370,7 +1349,7 @@
           </mc:Choice>
           <mc:Fallback>
             <w:pict>
-              <v:rect w14:anchorId="715C91A2" id="Rectangle 1" o:spid="_x0000_s1026" style="position:absolute;margin-left:251pt;margin-top:.85pt;width:51.05pt;height:18.25pt;z-index:251664384;visibility:visible;mso-wrap-style:square;mso-wrap-distance-left:9pt;mso-wrap-distance-top:0;mso-wrap-distance-right:9pt;mso-wrap-distance-bottom:0;mso-position-horizontal:absolute;mso-position-horizontal-relative:text;mso-position-vertical:absolute;mso-position-vertical-relative:text;v-text-anchor:middle" o:gfxdata="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" filled="f" strokecolor="black [3213]"/>
+              <v:rect w14:anchorId="12A2735A" id="Rectangle 1" o:spid="_x0000_s1026" style="position:absolute;margin-left:216.45pt;margin-top:.85pt;width:51.05pt;height:18.25pt;z-index:251664384;visibility:visible;mso-wrap-style:square;mso-wrap-distance-left:9pt;mso-wrap-distance-top:0;mso-wrap-distance-right:9pt;mso-wrap-distance-bottom:0;mso-position-horizontal:absolute;mso-position-horizontal-relative:text;mso-position-vertical:absolute;mso-position-vertical-relative:text;v-text-anchor:middle" o:gfxdata="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" filled="f" strokecolor="black [3213]"/>
             </w:pict>
           </mc:Fallback>
         </mc:AlternateContent>
@@ -1397,7 +1376,7 @@
           <w:sz w:val="28"/>
           <w:szCs w:val="28"/>
         </w:rPr>
-        <w:t>haitra month.</w:t>
+        <w:t>haitra.</w:t>
       </w:r>
       <w:r>
         <w:rPr>
@@ -1432,13 +1411,13 @@
         <mc:AlternateContent>
           <mc:Choice Requires="wps">
             <w:drawing>
-              <wp:anchor distT="0" distB="0" distL="114300" distR="114300" simplePos="0" relativeHeight="251666432" behindDoc="0" locked="0" layoutInCell="1" allowOverlap="1" wp14:anchorId="37CD40E1" wp14:editId="00FE448B">
+              <wp:anchor distT="0" distB="0" distL="114300" distR="114300" simplePos="0" relativeHeight="251666432" behindDoc="0" locked="0" layoutInCell="1" allowOverlap="1" wp14:anchorId="37CD40E1" wp14:editId="721BACE7">
                 <wp:simplePos x="0" y="0"/>
                 <wp:positionH relativeFrom="column">
-                  <wp:posOffset>3013710</wp:posOffset>
+                  <wp:posOffset>2908935</wp:posOffset>
                 </wp:positionH>
                 <wp:positionV relativeFrom="paragraph">
-                  <wp:posOffset>11849</wp:posOffset>
+                  <wp:posOffset>11430</wp:posOffset>
                 </wp:positionV>
                 <wp:extent cx="648269" cy="232012"/>
                 <wp:effectExtent l="0" t="0" r="19050" b="15875"/>
@@ -1496,7 +1475,7 @@
           </mc:Choice>
           <mc:Fallback>
             <w:pict>
-              <v:rect w14:anchorId="7D8CBF3E" id="Rectangle 1" o:spid="_x0000_s1026" style="position:absolute;margin-left:237.3pt;margin-top:.95pt;width:51.05pt;height:18.25pt;z-index:251666432;visibility:visible;mso-wrap-style:square;mso-height-percent:0;mso-wrap-distance-left:9pt;mso-wrap-distance-top:0;mso-wrap-distance-right:9pt;mso-wrap-distance-bottom:0;mso-position-horizontal:absolute;mso-position-horizontal-relative:text;mso-position-vertical:absolute;mso-position-vertical-relative:text;mso-height-percent:0;mso-height-relative:margin;v-text-anchor:middle" o:gfxdata="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" filled="f" strokecolor="black [3213]"/>
+              <v:rect w14:anchorId="5F5BC894" id="Rectangle 1" o:spid="_x0000_s1026" style="position:absolute;margin-left:229.05pt;margin-top:.9pt;width:51.05pt;height:18.25pt;z-index:251666432;visibility:visible;mso-wrap-style:square;mso-height-percent:0;mso-wrap-distance-left:9pt;mso-wrap-distance-top:0;mso-wrap-distance-right:9pt;mso-wrap-distance-bottom:0;mso-position-horizontal:absolute;mso-position-horizontal-relative:text;mso-position-vertical:absolute;mso-position-vertical-relative:text;mso-height-percent:0;mso-height-relative:margin;v-text-anchor:middle" o:gfxdata="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" filled="f" strokecolor="black [3213]"/>
             </w:pict>
           </mc:Fallback>
         </mc:AlternateContent>
@@ -1507,7 +1486,47 @@
           <w:sz w:val="28"/>
           <w:szCs w:val="28"/>
         </w:rPr>
-        <w:t>All animals are live in only jungle.</w:t>
+        <w:t>All animals</w:t>
+      </w:r>
+      <w:r>
+        <w:rPr>
+          <w:rFonts w:ascii="Times New Roman" w:hAnsi="Times New Roman" w:cs="Times New Roman"/>
+          <w:sz w:val="28"/>
+          <w:szCs w:val="28"/>
+        </w:rPr>
+        <w:t xml:space="preserve"> </w:t>
+      </w:r>
+      <w:r>
+        <w:rPr>
+          <w:rFonts w:ascii="Times New Roman" w:hAnsi="Times New Roman" w:cs="Times New Roman"/>
+          <w:sz w:val="28"/>
+          <w:szCs w:val="28"/>
+        </w:rPr>
+        <w:t>live in jungle</w:t>
+      </w:r>
+      <w:r>
+        <w:rPr>
+          <w:rFonts w:ascii="Times New Roman" w:hAnsi="Times New Roman" w:cs="Times New Roman"/>
+          <w:sz w:val="28"/>
+          <w:szCs w:val="28"/>
+        </w:rPr>
+        <w:t xml:space="preserve"> </w:t>
+      </w:r>
+      <w:r>
+        <w:rPr>
+          <w:rFonts w:ascii="Times New Roman" w:hAnsi="Times New Roman" w:cs="Times New Roman"/>
+          <w:sz w:val="28"/>
+          <w:szCs w:val="28"/>
+        </w:rPr>
+        <w:t>only</w:t>
+      </w:r>
+      <w:r>
+        <w:rPr>
+          <w:rFonts w:ascii="Times New Roman" w:hAnsi="Times New Roman" w:cs="Times New Roman"/>
+          <w:sz w:val="28"/>
+          <w:szCs w:val="28"/>
+        </w:rPr>
+        <w:t>.</w:t>
       </w:r>
       <w:r>
         <w:rPr>
@@ -2713,7 +2732,23 @@
           <w:sz w:val="28"/>
           <w:szCs w:val="28"/>
         </w:rPr>
-        <w:t>Grand father</w:t>
+        <w:t>Grand</w:t>
+      </w:r>
+      <w:r>
+        <w:rPr>
+          <w:rFonts w:ascii="Times New Roman" w:hAnsi="Times New Roman" w:cs="Times New Roman"/>
+          <w:sz w:val="28"/>
+          <w:szCs w:val="28"/>
+        </w:rPr>
+        <w:t>-</w:t>
+      </w:r>
+      <w:r>
+        <w:rPr>
+          <w:rFonts w:ascii="Times New Roman" w:hAnsi="Times New Roman" w:cs="Times New Roman"/>
+          <w:sz w:val="28"/>
+          <w:szCs w:val="28"/>
+        </w:rPr>
+        <w:t>father</w:t>
       </w:r>
     </w:p>
     <w:p>
@@ -3111,59 +3146,61 @@
           <w:szCs w:val="28"/>
         </w:rPr>
       </w:pPr>
-      <w:proofErr w:type="spellStart"/>
-      <w:r>
-        <w:rPr>
-          <w:rFonts w:ascii="Times New Roman" w:hAnsi="Times New Roman" w:cs="Times New Roman"/>
-          <w:sz w:val="28"/>
-          <w:szCs w:val="28"/>
-        </w:rPr>
-        <w:t>Saura_____a</w:t>
-      </w:r>
-      <w:proofErr w:type="spellEnd"/>
-      <w:r>
-        <w:rPr>
-          <w:rFonts w:ascii="Times New Roman" w:hAnsi="Times New Roman" w:cs="Times New Roman"/>
-          <w:sz w:val="28"/>
-          <w:szCs w:val="28"/>
-        </w:rPr>
-        <w:t xml:space="preserve">            H____</w:t>
-      </w:r>
-      <w:proofErr w:type="spellStart"/>
-      <w:r>
-        <w:rPr>
-          <w:rFonts w:ascii="Times New Roman" w:hAnsi="Times New Roman" w:cs="Times New Roman"/>
-          <w:sz w:val="28"/>
-          <w:szCs w:val="28"/>
-        </w:rPr>
-        <w:t>ro</w:t>
-      </w:r>
-      <w:proofErr w:type="spellEnd"/>
-      <w:r>
-        <w:rPr>
-          <w:rFonts w:ascii="Times New Roman" w:hAnsi="Times New Roman" w:cs="Times New Roman"/>
-          <w:sz w:val="28"/>
-          <w:szCs w:val="28"/>
-        </w:rPr>
-        <w:t xml:space="preserve">.              </w:t>
-      </w:r>
-      <w:proofErr w:type="spellStart"/>
-      <w:r>
-        <w:rPr>
-          <w:rFonts w:ascii="Times New Roman" w:hAnsi="Times New Roman" w:cs="Times New Roman"/>
-          <w:sz w:val="28"/>
-          <w:szCs w:val="28"/>
-        </w:rPr>
-        <w:t>Han____pump</w:t>
-      </w:r>
-      <w:proofErr w:type="spellEnd"/>
-      <w:r>
-        <w:rPr>
-          <w:rFonts w:ascii="Times New Roman" w:hAnsi="Times New Roman" w:cs="Times New Roman"/>
-          <w:sz w:val="28"/>
-          <w:szCs w:val="28"/>
-        </w:rPr>
-        <w:t xml:space="preserve">.           Cran_____.         </w:t>
+      <w:r>
+        <w:rPr>
+          <w:rFonts w:ascii="Times New Roman" w:hAnsi="Times New Roman" w:cs="Times New Roman"/>
+          <w:sz w:val="28"/>
+          <w:szCs w:val="28"/>
+        </w:rPr>
+        <w:t>Saura_____a            H____ro</w:t>
+      </w:r>
+      <w:r>
+        <w:rPr>
+          <w:rFonts w:ascii="Times New Roman" w:hAnsi="Times New Roman" w:cs="Times New Roman"/>
+          <w:sz w:val="28"/>
+          <w:szCs w:val="28"/>
+        </w:rPr>
+        <w:t xml:space="preserve"> </w:t>
+      </w:r>
+      <w:r>
+        <w:rPr>
+          <w:rFonts w:ascii="Times New Roman" w:hAnsi="Times New Roman" w:cs="Times New Roman"/>
+          <w:sz w:val="28"/>
+          <w:szCs w:val="28"/>
+        </w:rPr>
+        <w:t xml:space="preserve">              Han____pump</w:t>
+      </w:r>
+      <w:r>
+        <w:rPr>
+          <w:rFonts w:ascii="Times New Roman" w:hAnsi="Times New Roman" w:cs="Times New Roman"/>
+          <w:sz w:val="28"/>
+          <w:szCs w:val="28"/>
+        </w:rPr>
+        <w:t xml:space="preserve"> </w:t>
+      </w:r>
+      <w:r>
+        <w:rPr>
+          <w:rFonts w:ascii="Times New Roman" w:hAnsi="Times New Roman" w:cs="Times New Roman"/>
+          <w:sz w:val="28"/>
+          <w:szCs w:val="28"/>
+        </w:rPr>
+        <w:t xml:space="preserve">           Cran_____</w:t>
+      </w:r>
+      <w:r>
+        <w:rPr>
+          <w:rFonts w:ascii="Times New Roman" w:hAnsi="Times New Roman" w:cs="Times New Roman"/>
+          <w:sz w:val="28"/>
+          <w:szCs w:val="28"/>
+        </w:rPr>
+        <w:t xml:space="preserve"> </w:t>
+      </w:r>
+      <w:r>
+        <w:rPr>
+          <w:rFonts w:ascii="Times New Roman" w:hAnsi="Times New Roman" w:cs="Times New Roman"/>
+          <w:sz w:val="28"/>
+          <w:szCs w:val="28"/>
+        </w:rPr>
+        <w:t xml:space="preserve">         </w:t>
       </w:r>
     </w:p>
     <w:p>
@@ -3203,7 +3240,6 @@
           <w:szCs w:val="28"/>
         </w:rPr>
       </w:pPr>
-      <w:proofErr w:type="spellStart"/>
       <w:r>
         <w:rPr>
           <w:rFonts w:ascii="Times New Roman" w:hAnsi="Times New Roman" w:cs="Times New Roman"/>
@@ -3212,61 +3248,54 @@
         </w:rPr>
         <w:t>Un_____le</w:t>
       </w:r>
-      <w:proofErr w:type="spellEnd"/>
-      <w:r>
-        <w:rPr>
-          <w:rFonts w:ascii="Times New Roman" w:hAnsi="Times New Roman" w:cs="Times New Roman"/>
-          <w:sz w:val="28"/>
-          <w:szCs w:val="28"/>
-        </w:rPr>
-        <w:t xml:space="preserve">.                </w:t>
-      </w:r>
-      <w:proofErr w:type="spellStart"/>
-      <w:r>
-        <w:rPr>
-          <w:rFonts w:ascii="Times New Roman" w:hAnsi="Times New Roman" w:cs="Times New Roman"/>
-          <w:sz w:val="28"/>
-          <w:szCs w:val="28"/>
-        </w:rPr>
-        <w:t>Li_____o</w:t>
-      </w:r>
-      <w:proofErr w:type="spellEnd"/>
-      <w:r>
-        <w:rPr>
-          <w:rFonts w:ascii="Times New Roman" w:hAnsi="Times New Roman" w:cs="Times New Roman"/>
-          <w:sz w:val="28"/>
-          <w:szCs w:val="28"/>
-        </w:rPr>
-        <w:t>.           _____</w:t>
-      </w:r>
-      <w:proofErr w:type="spellStart"/>
-      <w:r>
-        <w:rPr>
-          <w:rFonts w:ascii="Times New Roman" w:hAnsi="Times New Roman" w:cs="Times New Roman"/>
-          <w:sz w:val="28"/>
-          <w:szCs w:val="28"/>
-        </w:rPr>
-        <w:t>chool</w:t>
-      </w:r>
-      <w:proofErr w:type="spellEnd"/>
-      <w:r>
-        <w:rPr>
-          <w:rFonts w:ascii="Times New Roman" w:hAnsi="Times New Roman" w:cs="Times New Roman"/>
-          <w:sz w:val="28"/>
-          <w:szCs w:val="28"/>
-        </w:rPr>
-        <w:t>.                 ____</w:t>
-      </w:r>
-      <w:proofErr w:type="spellStart"/>
-      <w:r>
-        <w:rPr>
-          <w:rFonts w:ascii="Times New Roman" w:hAnsi="Times New Roman" w:cs="Times New Roman"/>
-          <w:sz w:val="28"/>
-          <w:szCs w:val="28"/>
-        </w:rPr>
-        <w:t>ulasi</w:t>
-      </w:r>
-      <w:proofErr w:type="spellEnd"/>
+      <w:r>
+        <w:rPr>
+          <w:rFonts w:ascii="Times New Roman" w:hAnsi="Times New Roman" w:cs="Times New Roman"/>
+          <w:sz w:val="28"/>
+          <w:szCs w:val="28"/>
+        </w:rPr>
+        <w:t xml:space="preserve"> </w:t>
+      </w:r>
+      <w:r>
+        <w:rPr>
+          <w:rFonts w:ascii="Times New Roman" w:hAnsi="Times New Roman" w:cs="Times New Roman"/>
+          <w:sz w:val="28"/>
+          <w:szCs w:val="28"/>
+        </w:rPr>
+        <w:t xml:space="preserve">                Li_____o</w:t>
+      </w:r>
+      <w:r>
+        <w:rPr>
+          <w:rFonts w:ascii="Times New Roman" w:hAnsi="Times New Roman" w:cs="Times New Roman"/>
+          <w:sz w:val="28"/>
+          <w:szCs w:val="28"/>
+        </w:rPr>
+        <w:t xml:space="preserve"> </w:t>
+      </w:r>
+      <w:r>
+        <w:rPr>
+          <w:rFonts w:ascii="Times New Roman" w:hAnsi="Times New Roman" w:cs="Times New Roman"/>
+          <w:sz w:val="28"/>
+          <w:szCs w:val="28"/>
+        </w:rPr>
+        <w:t xml:space="preserve">           _____chool</w:t>
+      </w:r>
+      <w:r>
+        <w:rPr>
+          <w:rFonts w:ascii="Times New Roman" w:hAnsi="Times New Roman" w:cs="Times New Roman"/>
+          <w:sz w:val="28"/>
+          <w:szCs w:val="28"/>
+        </w:rPr>
+        <w:t xml:space="preserve"> </w:t>
+      </w:r>
+      <w:r>
+        <w:rPr>
+          <w:rFonts w:ascii="Times New Roman" w:hAnsi="Times New Roman" w:cs="Times New Roman"/>
+          <w:sz w:val="28"/>
+          <w:szCs w:val="28"/>
+        </w:rPr>
+        <w:t xml:space="preserve">                 ____ulasi</w:t>
+      </w:r>
     </w:p>
     <w:p>
       <w:pPr>
@@ -3431,7 +3460,15 @@
           <w:sz w:val="28"/>
           <w:szCs w:val="28"/>
         </w:rPr>
-        <w:t>Write any two uses of water?</w:t>
+        <w:t>Write any two uses of water</w:t>
+      </w:r>
+      <w:r>
+        <w:rPr>
+          <w:rFonts w:ascii="Times New Roman" w:hAnsi="Times New Roman" w:cs="Times New Roman"/>
+          <w:sz w:val="28"/>
+          <w:szCs w:val="28"/>
+        </w:rPr>
+        <w:t>.</w:t>
       </w:r>
     </w:p>
     <w:p>
@@ -3452,23 +3489,13 @@
           <w:szCs w:val="28"/>
         </w:rPr>
       </w:pPr>
-      <w:proofErr w:type="gramStart"/>
-      <w:r>
-        <w:rPr>
-          <w:rFonts w:ascii="Times New Roman" w:hAnsi="Times New Roman" w:cs="Times New Roman"/>
-          <w:sz w:val="28"/>
-          <w:szCs w:val="28"/>
-        </w:rPr>
-        <w:t>Ans:-</w:t>
-      </w:r>
-      <w:proofErr w:type="gramEnd"/>
-      <w:r>
-        <w:rPr>
-          <w:rFonts w:ascii="Times New Roman" w:hAnsi="Times New Roman" w:cs="Times New Roman"/>
-          <w:sz w:val="28"/>
-          <w:szCs w:val="28"/>
-        </w:rPr>
-        <w:t xml:space="preserve"> ________________________</w:t>
+      <w:r>
+        <w:rPr>
+          <w:rFonts w:ascii="Times New Roman" w:hAnsi="Times New Roman" w:cs="Times New Roman"/>
+          <w:sz w:val="28"/>
+          <w:szCs w:val="28"/>
+        </w:rPr>
+        <w:t>Ans:- ________________________</w:t>
       </w:r>
       <w:r>
         <w:rPr>
@@ -3486,23 +3513,13 @@
         </w:rPr>
         <w:t>__</w:t>
       </w:r>
-      <w:proofErr w:type="gramStart"/>
-      <w:r>
-        <w:rPr>
-          <w:rFonts w:ascii="Times New Roman" w:hAnsi="Times New Roman" w:cs="Times New Roman"/>
-          <w:sz w:val="28"/>
-          <w:szCs w:val="28"/>
-        </w:rPr>
-        <w:t>_  ,</w:t>
-      </w:r>
-      <w:proofErr w:type="gramEnd"/>
-      <w:r>
-        <w:rPr>
-          <w:rFonts w:ascii="Times New Roman" w:hAnsi="Times New Roman" w:cs="Times New Roman"/>
-          <w:sz w:val="28"/>
-          <w:szCs w:val="28"/>
-        </w:rPr>
-        <w:t xml:space="preserve">   ________</w:t>
+      <w:r>
+        <w:rPr>
+          <w:rFonts w:ascii="Times New Roman" w:hAnsi="Times New Roman" w:cs="Times New Roman"/>
+          <w:sz w:val="28"/>
+          <w:szCs w:val="28"/>
+        </w:rPr>
+        <w:t>_  ,   ________</w:t>
       </w:r>
       <w:r>
         <w:rPr>
@@ -3578,23 +3595,13 @@
           <w:szCs w:val="28"/>
         </w:rPr>
       </w:pPr>
-      <w:proofErr w:type="gramStart"/>
-      <w:r>
-        <w:rPr>
-          <w:rFonts w:ascii="Times New Roman" w:hAnsi="Times New Roman" w:cs="Times New Roman"/>
-          <w:sz w:val="28"/>
-          <w:szCs w:val="28"/>
-        </w:rPr>
-        <w:t>Ans:-</w:t>
-      </w:r>
-      <w:proofErr w:type="gramEnd"/>
-      <w:r>
-        <w:rPr>
-          <w:rFonts w:ascii="Times New Roman" w:hAnsi="Times New Roman" w:cs="Times New Roman"/>
-          <w:sz w:val="28"/>
-          <w:szCs w:val="28"/>
-        </w:rPr>
-        <w:t xml:space="preserve"> ______________________________________________________</w:t>
+      <w:r>
+        <w:rPr>
+          <w:rFonts w:ascii="Times New Roman" w:hAnsi="Times New Roman" w:cs="Times New Roman"/>
+          <w:sz w:val="28"/>
+          <w:szCs w:val="28"/>
+        </w:rPr>
+        <w:t>Ans:- ______________________________________________________</w:t>
       </w:r>
       <w:r>
         <w:rPr>
@@ -3642,7 +3649,15 @@
           <w:sz w:val="28"/>
           <w:szCs w:val="28"/>
         </w:rPr>
-        <w:t>Write any two medicinal herbs?</w:t>
+        <w:t>Write any two medicinal herbs</w:t>
+      </w:r>
+      <w:r>
+        <w:rPr>
+          <w:rFonts w:ascii="Times New Roman" w:hAnsi="Times New Roman" w:cs="Times New Roman"/>
+          <w:sz w:val="28"/>
+          <w:szCs w:val="28"/>
+        </w:rPr>
+        <w:t>.</w:t>
       </w:r>
     </w:p>
     <w:p>
@@ -3663,23 +3678,13 @@
           <w:szCs w:val="28"/>
         </w:rPr>
       </w:pPr>
-      <w:proofErr w:type="gramStart"/>
-      <w:r>
-        <w:rPr>
-          <w:rFonts w:ascii="Times New Roman" w:hAnsi="Times New Roman" w:cs="Times New Roman"/>
-          <w:sz w:val="28"/>
-          <w:szCs w:val="28"/>
-        </w:rPr>
-        <w:t>Ans:-</w:t>
-      </w:r>
-      <w:proofErr w:type="gramEnd"/>
-      <w:r>
-        <w:rPr>
-          <w:rFonts w:ascii="Times New Roman" w:hAnsi="Times New Roman" w:cs="Times New Roman"/>
-          <w:sz w:val="28"/>
-          <w:szCs w:val="28"/>
-        </w:rPr>
-        <w:t xml:space="preserve"> _____________________</w:t>
+      <w:r>
+        <w:rPr>
+          <w:rFonts w:ascii="Times New Roman" w:hAnsi="Times New Roman" w:cs="Times New Roman"/>
+          <w:sz w:val="28"/>
+          <w:szCs w:val="28"/>
+        </w:rPr>
+        <w:t>Ans:- _____________________</w:t>
       </w:r>
       <w:r>
         <w:rPr>
@@ -3695,25 +3700,7 @@
           <w:sz w:val="28"/>
           <w:szCs w:val="28"/>
         </w:rPr>
-        <w:t>___</w:t>
-      </w:r>
-      <w:proofErr w:type="gramStart"/>
-      <w:r>
-        <w:rPr>
-          <w:rFonts w:ascii="Times New Roman" w:hAnsi="Times New Roman" w:cs="Times New Roman"/>
-          <w:sz w:val="28"/>
-          <w:szCs w:val="28"/>
-        </w:rPr>
-        <w:t>_  ,</w:t>
-      </w:r>
-      <w:proofErr w:type="gramEnd"/>
-      <w:r>
-        <w:rPr>
-          <w:rFonts w:ascii="Times New Roman" w:hAnsi="Times New Roman" w:cs="Times New Roman"/>
-          <w:sz w:val="28"/>
-          <w:szCs w:val="28"/>
-        </w:rPr>
-        <w:t xml:space="preserve">   __________</w:t>
+        <w:t>____  ,   __________</w:t>
       </w:r>
       <w:r>
         <w:rPr>
@@ -4029,6 +4016,7 @@
           <w:rFonts w:ascii="Times New Roman" w:hAnsi="Times New Roman" w:cs="Times New Roman"/>
           <w:b/>
           <w:bCs/>
+          <w:noProof/>
           <w:sz w:val="28"/>
           <w:szCs w:val="28"/>
         </w:rPr>
@@ -5881,6 +5869,7 @@
   <w:style w:type="character" w:default="1" w:styleId="DefaultParagraphFont">
     <w:name w:val="Default Paragraph Font"/>
     <w:uiPriority w:val="1"/>
+    <w:semiHidden/>
     <w:unhideWhenUsed/>
   </w:style>
   <w:style w:type="table" w:default="1" w:styleId="TableNormal">
